--- a/Assignment 9/Assignment No 9.docx
+++ b/Assignment 9/Assignment No 9.docx
@@ -4,6 +4,7 @@
   <w:body>
     <w:p>
       <w:pPr>
+        <w:spacing w:line="360" w:lineRule="auto"/>
         <w:jc w:val="center"/>
         <w:rPr>
           <w:b/>
@@ -24,6 +25,7 @@
     </w:p>
     <w:p>
       <w:pPr>
+        <w:spacing w:line="360" w:lineRule="auto"/>
         <w:rPr>
           <w:sz w:val="28"/>
           <w:szCs w:val="28"/>
@@ -48,14 +50,7 @@
     </w:p>
     <w:p>
       <w:pPr>
-        <w:rPr>
-          <w:sz w:val="28"/>
-          <w:szCs w:val="28"/>
-        </w:rPr>
-      </w:pPr>
-    </w:p>
-    <w:p>
-      <w:pPr>
+        <w:spacing w:line="360" w:lineRule="auto"/>
         <w:rPr>
           <w:sz w:val="28"/>
           <w:szCs w:val="28"/>
@@ -94,14 +89,7 @@
     </w:p>
     <w:p>
       <w:pPr>
-        <w:rPr>
-          <w:sz w:val="28"/>
-          <w:szCs w:val="28"/>
-        </w:rPr>
-      </w:pPr>
-    </w:p>
-    <w:p>
-      <w:pPr>
+        <w:spacing w:line="360" w:lineRule="auto"/>
         <w:rPr>
           <w:b/>
           <w:bCs/>
@@ -121,6 +109,7 @@
     </w:p>
     <w:p>
       <w:pPr>
+        <w:spacing w:line="360" w:lineRule="auto"/>
         <w:rPr>
           <w:sz w:val="28"/>
           <w:szCs w:val="28"/>
@@ -136,6 +125,7 @@
     </w:p>
     <w:p>
       <w:pPr>
+        <w:spacing w:line="360" w:lineRule="auto"/>
         <w:rPr>
           <w:sz w:val="28"/>
           <w:szCs w:val="28"/>
@@ -151,14 +141,7 @@
     </w:p>
     <w:p>
       <w:pPr>
-        <w:rPr>
-          <w:sz w:val="28"/>
-          <w:szCs w:val="28"/>
-        </w:rPr>
-      </w:pPr>
-    </w:p>
-    <w:p>
-      <w:pPr>
+        <w:spacing w:line="360" w:lineRule="auto"/>
         <w:rPr>
           <w:b/>
           <w:bCs/>
@@ -178,43 +161,23 @@
     </w:p>
     <w:p>
       <w:pPr>
-        <w:rPr>
-          <w:sz w:val="28"/>
-          <w:szCs w:val="28"/>
-        </w:rPr>
-      </w:pPr>
-      <w:r>
-        <w:rPr>
-          <w:sz w:val="28"/>
-          <w:szCs w:val="28"/>
-        </w:rPr>
-        <w:t>Application in SalesForce.com using Apex programming</w:t>
-      </w:r>
-      <w:r>
-        <w:rPr>
-          <w:sz w:val="28"/>
-          <w:szCs w:val="28"/>
-        </w:rPr>
-        <w:t xml:space="preserve"> </w:t>
-      </w:r>
-      <w:r>
-        <w:rPr>
-          <w:sz w:val="28"/>
-          <w:szCs w:val="28"/>
-        </w:rPr>
-        <w:t>Language.</w:t>
-      </w:r>
-    </w:p>
-    <w:p>
-      <w:pPr>
-        <w:rPr>
-          <w:sz w:val="28"/>
-          <w:szCs w:val="28"/>
-        </w:rPr>
-      </w:pPr>
-    </w:p>
-    <w:p>
-      <w:pPr>
+        <w:spacing w:line="360" w:lineRule="auto"/>
+        <w:rPr>
+          <w:sz w:val="28"/>
+          <w:szCs w:val="28"/>
+        </w:rPr>
+      </w:pPr>
+      <w:r>
+        <w:rPr>
+          <w:sz w:val="28"/>
+          <w:szCs w:val="28"/>
+        </w:rPr>
+        <w:t>Application in SalesForce.com using Apex programming Language.</w:t>
+      </w:r>
+    </w:p>
+    <w:p>
+      <w:pPr>
+        <w:spacing w:line="360" w:lineRule="auto"/>
         <w:rPr>
           <w:b/>
           <w:bCs/>
@@ -229,11 +192,152 @@
           <w:sz w:val="28"/>
           <w:szCs w:val="28"/>
         </w:rPr>
+        <w:t>Theory:</w:t>
+      </w:r>
+    </w:p>
+    <w:p>
+      <w:pPr>
+        <w:spacing w:line="360" w:lineRule="auto"/>
+        <w:rPr>
+          <w:sz w:val="28"/>
+          <w:szCs w:val="28"/>
+        </w:rPr>
+      </w:pPr>
+      <w:r>
+        <w:rPr>
+          <w:sz w:val="28"/>
+          <w:szCs w:val="28"/>
+        </w:rPr>
+        <w:t xml:space="preserve">Salesforce is a cloud-based Customer Relationship Management (CRM) platform that allows users to create custom applications using declarative tools and programmatic logic. Apex is a strongly typed, object-oriented programming language used in Salesforce to execute business logic on the Salesforce </w:t>
+      </w:r>
+    </w:p>
+    <w:p>
+      <w:pPr>
+        <w:spacing w:line="360" w:lineRule="auto"/>
+        <w:rPr>
+          <w:sz w:val="28"/>
+          <w:szCs w:val="28"/>
+        </w:rPr>
+      </w:pPr>
+      <w:r>
+        <w:rPr>
+          <w:sz w:val="28"/>
+          <w:szCs w:val="28"/>
+        </w:rPr>
+        <w:t>platform.</w:t>
+      </w:r>
+    </w:p>
+    <w:p>
+      <w:pPr>
+        <w:spacing w:line="360" w:lineRule="auto"/>
+        <w:rPr>
+          <w:sz w:val="28"/>
+          <w:szCs w:val="28"/>
+        </w:rPr>
+      </w:pPr>
+      <w:r>
+        <w:rPr>
+          <w:sz w:val="28"/>
+          <w:szCs w:val="28"/>
+        </w:rPr>
+        <w:t xml:space="preserve">Custom objects in Salesforce function similarly to database tables. Each custom object stores records and fields. In Apex, custom objects are referenced using the API name followed by __c. For example, a custom object named “Student” becomes </w:t>
+      </w:r>
+      <w:proofErr w:type="spellStart"/>
+      <w:r>
+        <w:rPr>
+          <w:sz w:val="28"/>
+          <w:szCs w:val="28"/>
+        </w:rPr>
+        <w:t>Student__c</w:t>
+      </w:r>
+      <w:proofErr w:type="spellEnd"/>
+      <w:r>
+        <w:rPr>
+          <w:sz w:val="28"/>
+          <w:szCs w:val="28"/>
+        </w:rPr>
+        <w:t xml:space="preserve"> in Apex.</w:t>
+      </w:r>
+    </w:p>
+    <w:p>
+      <w:pPr>
+        <w:spacing w:line="360" w:lineRule="auto"/>
+        <w:rPr>
+          <w:sz w:val="28"/>
+          <w:szCs w:val="28"/>
+        </w:rPr>
+      </w:pPr>
+      <w:r>
+        <w:rPr>
+          <w:sz w:val="28"/>
+          <w:szCs w:val="28"/>
+        </w:rPr>
+        <w:t xml:space="preserve">Apex supports database operations using DML (Data Manipulation Language) statements such as insert, update, and delete. Data retrieval is performed using </w:t>
+      </w:r>
+      <w:r>
+        <w:rPr>
+          <w:sz w:val="28"/>
+          <w:szCs w:val="28"/>
+        </w:rPr>
+        <w:lastRenderedPageBreak/>
+        <w:t>SOQL (Salesforce Object Query Language), which is similar to SQL but specifically designed for Salesforce objects.</w:t>
+      </w:r>
+    </w:p>
+    <w:p>
+      <w:pPr>
+        <w:spacing w:line="360" w:lineRule="auto"/>
+        <w:rPr>
+          <w:sz w:val="28"/>
+          <w:szCs w:val="28"/>
+        </w:rPr>
+      </w:pPr>
+      <w:r>
+        <w:rPr>
+          <w:sz w:val="28"/>
+          <w:szCs w:val="28"/>
+        </w:rPr>
+        <w:t>The Developer Console provides an environment to write, execute, and debug Apex code.</w:t>
+      </w:r>
+    </w:p>
+    <w:p>
+      <w:pPr>
+        <w:spacing w:line="360" w:lineRule="auto"/>
+        <w:rPr>
+          <w:sz w:val="28"/>
+          <w:szCs w:val="28"/>
+        </w:rPr>
+      </w:pPr>
+      <w:r>
+        <w:rPr>
+          <w:sz w:val="28"/>
+          <w:szCs w:val="28"/>
+        </w:rPr>
+        <w:t>The “Execute Anonymous” feature allows developers to test Apex code without creating a permanent method</w:t>
+      </w:r>
+    </w:p>
+    <w:p>
+      <w:pPr>
+        <w:spacing w:line="360" w:lineRule="auto"/>
+        <w:rPr>
+          <w:b/>
+          <w:bCs/>
+          <w:sz w:val="28"/>
+          <w:szCs w:val="28"/>
+        </w:rPr>
+      </w:pPr>
+      <w:r>
+        <w:rPr>
+          <w:b/>
+          <w:bCs/>
+          <w:sz w:val="28"/>
+          <w:szCs w:val="28"/>
+        </w:rPr>
         <w:t>Procedure:</w:t>
       </w:r>
     </w:p>
     <w:p>
       <w:pPr>
+        <w:spacing w:line="360" w:lineRule="auto"/>
         <w:rPr>
           <w:sz w:val="28"/>
           <w:szCs w:val="28"/>
@@ -256,6 +360,7 @@
     </w:p>
     <w:p>
       <w:pPr>
+        <w:spacing w:line="360" w:lineRule="auto"/>
         <w:rPr>
           <w:sz w:val="28"/>
           <w:szCs w:val="28"/>
@@ -304,6 +409,52 @@
     </w:p>
     <w:p>
       <w:pPr>
+        <w:spacing w:line="360" w:lineRule="auto"/>
+        <w:rPr>
+          <w:sz w:val="28"/>
+          <w:szCs w:val="28"/>
+        </w:rPr>
+      </w:pPr>
+    </w:p>
+    <w:p>
+      <w:pPr>
+        <w:spacing w:line="360" w:lineRule="auto"/>
+        <w:rPr>
+          <w:sz w:val="28"/>
+          <w:szCs w:val="28"/>
+        </w:rPr>
+      </w:pPr>
+    </w:p>
+    <w:p>
+      <w:pPr>
+        <w:spacing w:line="360" w:lineRule="auto"/>
+        <w:rPr>
+          <w:sz w:val="28"/>
+          <w:szCs w:val="28"/>
+        </w:rPr>
+      </w:pPr>
+    </w:p>
+    <w:p>
+      <w:pPr>
+        <w:spacing w:line="360" w:lineRule="auto"/>
+        <w:rPr>
+          <w:sz w:val="28"/>
+          <w:szCs w:val="28"/>
+        </w:rPr>
+      </w:pPr>
+    </w:p>
+    <w:p>
+      <w:pPr>
+        <w:spacing w:line="360" w:lineRule="auto"/>
+        <w:rPr>
+          <w:sz w:val="28"/>
+          <w:szCs w:val="28"/>
+        </w:rPr>
+      </w:pPr>
+    </w:p>
+    <w:p>
+      <w:pPr>
+        <w:spacing w:line="360" w:lineRule="auto"/>
         <w:rPr>
           <w:sz w:val="28"/>
           <w:szCs w:val="28"/>
@@ -320,6 +471,7 @@
     </w:p>
     <w:p>
       <w:pPr>
+        <w:spacing w:line="360" w:lineRule="auto"/>
         <w:rPr>
           <w:sz w:val="28"/>
           <w:szCs w:val="28"/>
@@ -381,14 +533,16 @@
     </w:p>
     <w:p>
       <w:pPr>
-        <w:rPr>
-          <w:sz w:val="28"/>
-          <w:szCs w:val="28"/>
-        </w:rPr>
-      </w:pPr>
-    </w:p>
-    <w:p>
-      <w:pPr>
+        <w:spacing w:line="360" w:lineRule="auto"/>
+        <w:rPr>
+          <w:sz w:val="28"/>
+          <w:szCs w:val="28"/>
+        </w:rPr>
+      </w:pPr>
+    </w:p>
+    <w:p>
+      <w:pPr>
+        <w:spacing w:line="360" w:lineRule="auto"/>
         <w:rPr>
           <w:sz w:val="28"/>
           <w:szCs w:val="28"/>
@@ -411,6 +565,7 @@
     </w:p>
     <w:p>
       <w:pPr>
+        <w:spacing w:line="360" w:lineRule="auto"/>
         <w:rPr>
           <w:sz w:val="28"/>
           <w:szCs w:val="28"/>
@@ -459,25 +614,26 @@
     </w:p>
     <w:p>
       <w:pPr>
-        <w:rPr>
-          <w:sz w:val="28"/>
-          <w:szCs w:val="28"/>
-        </w:rPr>
-      </w:pPr>
-    </w:p>
-    <w:p>
-      <w:pPr>
-        <w:rPr>
-          <w:sz w:val="28"/>
-          <w:szCs w:val="28"/>
-        </w:rPr>
-      </w:pPr>
-      <w:r>
-        <w:rPr>
-          <w:sz w:val="28"/>
-          <w:szCs w:val="28"/>
-        </w:rPr>
-        <w:lastRenderedPageBreak/>
+        <w:spacing w:line="360" w:lineRule="auto"/>
+        <w:rPr>
+          <w:sz w:val="28"/>
+          <w:szCs w:val="28"/>
+        </w:rPr>
+      </w:pPr>
+    </w:p>
+    <w:p>
+      <w:pPr>
+        <w:spacing w:line="360" w:lineRule="auto"/>
+        <w:rPr>
+          <w:sz w:val="28"/>
+          <w:szCs w:val="28"/>
+        </w:rPr>
+      </w:pPr>
+      <w:r>
+        <w:rPr>
+          <w:sz w:val="28"/>
+          <w:szCs w:val="28"/>
+        </w:rPr>
         <w:t xml:space="preserve">Step 4: Similarly, Create new </w:t>
       </w:r>
       <w:proofErr w:type="spellStart"/>
@@ -499,6 +655,7 @@
     </w:p>
     <w:p>
       <w:pPr>
+        <w:spacing w:line="360" w:lineRule="auto"/>
         <w:rPr>
           <w:sz w:val="28"/>
           <w:szCs w:val="28"/>
@@ -547,14 +704,7 @@
     </w:p>
     <w:p>
       <w:pPr>
-        <w:rPr>
-          <w:sz w:val="28"/>
-          <w:szCs w:val="28"/>
-        </w:rPr>
-      </w:pPr>
-    </w:p>
-    <w:p>
-      <w:pPr>
+        <w:spacing w:line="360" w:lineRule="auto"/>
         <w:rPr>
           <w:sz w:val="28"/>
           <w:szCs w:val="28"/>
@@ -595,16 +745,15 @@
           <w:sz w:val="28"/>
           <w:szCs w:val="28"/>
         </w:rPr>
-        <w:t xml:space="preserve"> and then a new tab will open with URL.</w:t>
-      </w:r>
-    </w:p>
-    <w:p>
-      <w:pPr>
-        <w:rPr>
-          <w:sz w:val="28"/>
-          <w:szCs w:val="28"/>
-        </w:rPr>
-      </w:pPr>
+        <w:t xml:space="preserve"> and then a new tab will open with URL</w:t>
+      </w:r>
+      <w:r>
+        <w:rPr>
+          <w:sz w:val="28"/>
+          <w:szCs w:val="28"/>
+        </w:rPr>
+        <w:t>.</w:t>
+      </w:r>
       <w:r>
         <w:rPr>
           <w:noProof/>
@@ -648,14 +797,16 @@
     </w:p>
     <w:p>
       <w:pPr>
-        <w:rPr>
-          <w:sz w:val="28"/>
-          <w:szCs w:val="28"/>
-        </w:rPr>
-      </w:pPr>
-    </w:p>
-    <w:p>
-      <w:pPr>
+        <w:spacing w:line="360" w:lineRule="auto"/>
+        <w:rPr>
+          <w:sz w:val="28"/>
+          <w:szCs w:val="28"/>
+        </w:rPr>
+      </w:pPr>
+    </w:p>
+    <w:p>
+      <w:pPr>
+        <w:spacing w:line="360" w:lineRule="auto"/>
         <w:rPr>
           <w:sz w:val="28"/>
           <w:szCs w:val="28"/>
@@ -665,7 +816,6 @@
         <w:rPr>
           <w:noProof/>
         </w:rPr>
-        <w:lastRenderedPageBreak/>
         <w:drawing>
           <wp:inline distT="0" distB="0" distL="0" distR="0" wp14:anchorId="02E2741C" wp14:editId="506C5350">
             <wp:extent cx="5731510" cy="3582035"/>
@@ -705,14 +855,7 @@
     </w:p>
     <w:p>
       <w:pPr>
-        <w:rPr>
-          <w:sz w:val="28"/>
-          <w:szCs w:val="28"/>
-        </w:rPr>
-      </w:pPr>
-    </w:p>
-    <w:p>
-      <w:pPr>
+        <w:spacing w:line="360" w:lineRule="auto"/>
         <w:rPr>
           <w:sz w:val="28"/>
           <w:szCs w:val="28"/>
@@ -751,6 +894,7 @@
     </w:p>
     <w:p>
       <w:pPr>
+        <w:spacing w:line="360" w:lineRule="auto"/>
         <w:rPr>
           <w:sz w:val="28"/>
           <w:szCs w:val="28"/>
